--- a/menina_elefante/saidas/A_Menina_Elefante_V2_Parte_V.docx
+++ b/menina_elefante/saidas/A_Menina_Elefante_V2_Parte_V.docx
@@ -943,7 +943,7 @@
     </w:p>
     <w:p>
       <w:r>
-        <w:t xml:space="preserve">Não era pelo bebê. Era pelas vozes. Eu já as ouvia, antes de contar para qualquer um. Três? Agora? Com a empresa começando? No Japão, longe de todo mundo? Vocês não têm juízo? Eu ouvia cada frase com a voz de uma tia diferente, de uma cliente diferente, de uma vizinha diferente, e as frases estavam tão bem ensaiadas dentro de mim que eu nem precisava que ninguém as dissesse.</w:t>
+        <w:t xml:space="preserve">O bebê eu queria. O pânico vinha das vozes. Eu já as ouvia, antes de contar para qualquer um. Três? Agora? Com a empresa começando? No Japão, longe de todo mundo? Vocês não têm juízo? Eu ouvia cada frase com a voz de uma tia diferente, de uma cliente diferente, de uma vizinha diferente, e as frases estavam tão bem ensaiadas dentro de mim que eu nem precisava que ninguém as dissesse.</w:t>
       </w:r>
     </w:p>
     <w:p>

--- a/menina_elefante/saidas/A_Menina_Elefante_V2_Parte_V.docx
+++ b/menina_elefante/saidas/A_Menina_Elefante_V2_Parte_V.docx
@@ -207,6 +207,115 @@
     <w:p>
       <w:r>
         <w:t xml:space="preserve">Ele nunca comentou o bilhete. Mas no dia seguinte o caderno estava em cima da mesa, aberto naquela página, e o bilhete tinha sido colado com fita durex, para não cair.</w:t>
+      </w:r>
+    </w:p>
+    <w:p>
+      <w:pPr>
+        <w:pageBreakBefore/>
+        <w:spacing w:before="0" w:after="0"/>
+        <w:ind w:firstLine="0"/>
+      </w:pPr>
+      <w:r>
+        <w:drawing>
+          <wp:anchor distT="0" distB="0" distL="0" distR="0" simplePos="0" relativeHeight="0" behindDoc="1" locked="1" layoutInCell="1" allowOverlap="1">
+            <wp:simplePos x="0" y="0"/>
+            <wp:positionH relativeFrom="page">
+              <wp:posOffset>0</wp:posOffset>
+            </wp:positionH>
+            <wp:positionV relativeFrom="page">
+              <wp:posOffset>0</wp:posOffset>
+            </wp:positionV>
+            <wp:extent cx="5029200" cy="7772400"/>
+            <wp:effectExtent l="0" t="0" r="0" b="0"/>
+            <wp:wrapNone/>
+            <wp:docPr id="1001" name="Destaque 1001"/>
+            <wp:cNvGraphicFramePr/>
+            <a:graphic xmlns:a="http://schemas.openxmlformats.org/drawingml/2006/main">
+              <a:graphicData uri="http://schemas.openxmlformats.org/drawingml/2006/picture">
+                <pic:pic xmlns:pic="http://schemas.openxmlformats.org/drawingml/2006/picture">
+                  <pic:nvPicPr>
+                    <pic:cNvPr id="1001" name="destaque_relogio_dir.png"/>
+                    <pic:cNvPicPr/>
+                  </pic:nvPicPr>
+                  <pic:blipFill>
+                    <a:blip r:embed="rIdImg1"/>
+                    <a:stretch>
+                      <a:fillRect/>
+                    </a:stretch>
+                  </pic:blipFill>
+                  <pic:spPr>
+                    <a:xfrm>
+                      <a:off x="0" y="0"/>
+                      <a:ext cx="5029200" cy="7772400"/>
+                    </a:xfrm>
+                    <a:prstGeom prst="rect">
+                      <a:avLst/>
+                    </a:prstGeom>
+                  </pic:spPr>
+                </pic:pic>
+              </a:graphicData>
+            </a:graphic>
+          </wp:anchor>
+        </w:drawing>
+      </w:r>
+    </w:p>
+    <w:p>
+      <w:pPr>
+        <w:spacing w:before="900" w:after="0" w:line="927" w:lineRule="exact"/>
+        <w:ind w:firstLine="0"/>
+        <w:jc w:val="left"/>
+      </w:pPr>
+      <w:r>
+        <w:rPr>
+          <w:rFonts w:ascii="Bebas Neue" w:hAnsi="Bebas Neue" w:cs="Bebas Neue"/>
+          <w:caps/>
+          <w:color w:val="A9A9A4"/>
+          <w:sz w:val="90"/>
+          <w:szCs w:val="90"/>
+        </w:rPr>
+        <w:t xml:space="preserve">SE VOCÊ CONSEGUIR ENSINAR PARA MIM, </w:t>
+      </w:r>
+      <w:r>
+        <w:rPr>
+          <w:rFonts w:ascii="Bebas Neue" w:hAnsi="Bebas Neue" w:cs="Bebas Neue"/>
+          <w:caps/>
+          <w:color w:val="FFFFFF"/>
+          <w:sz w:val="90"/>
+          <w:szCs w:val="90"/>
+        </w:rPr>
+        <w:t xml:space="preserve">CONSEGUE ENSINAR PARA QUALQUER UM</w:t>
+      </w:r>
+      <w:r>
+        <w:rPr>
+          <w:rFonts w:ascii="Bebas Neue" w:hAnsi="Bebas Neue" w:cs="Bebas Neue"/>
+          <w:caps/>
+          <w:color w:val="A9A9A4"/>
+          <w:sz w:val="90"/>
+          <w:szCs w:val="90"/>
+        </w:rPr>
+        <w:t xml:space="preserve">.</w:t>
+      </w:r>
+    </w:p>
+    <w:p>
+      <w:pPr>
+        <w:spacing w:before="240" w:after="0"/>
+        <w:ind w:firstLine="0"/>
+        <w:jc w:val="left"/>
+      </w:pPr>
+      <w:r>
+        <w:rPr>
+          <w:rFonts w:ascii="Bebas Neue" w:hAnsi="Bebas Neue"/>
+          <w:caps/>
+          <w:color w:val="A9A9A4"/>
+          <w:spacing w:val="30"/>
+          <w:sz w:val="26"/>
+        </w:rPr>
+        <w:t xml:space="preserve">— KOUSUKE</w:t>
+      </w:r>
+    </w:p>
+    <w:p>
+      <w:r>
+        <w:br w:type="page"/>
       </w:r>
     </w:p>
     <w:p>
@@ -556,6 +665,110 @@
       </w:r>
     </w:p>
     <w:p>
+      <w:pPr>
+        <w:pageBreakBefore/>
+        <w:spacing w:before="0" w:after="0"/>
+        <w:ind w:firstLine="0"/>
+      </w:pPr>
+      <w:r>
+        <w:drawing>
+          <wp:anchor distT="0" distB="0" distL="0" distR="0" simplePos="0" relativeHeight="0" behindDoc="1" locked="1" layoutInCell="1" allowOverlap="1">
+            <wp:simplePos x="0" y="0"/>
+            <wp:positionH relativeFrom="page">
+              <wp:posOffset>0</wp:posOffset>
+            </wp:positionH>
+            <wp:positionV relativeFrom="page">
+              <wp:posOffset>0</wp:posOffset>
+            </wp:positionV>
+            <wp:extent cx="5029200" cy="7772400"/>
+            <wp:effectExtent l="0" t="0" r="0" b="0"/>
+            <wp:wrapNone/>
+            <wp:docPr id="1002" name="Destaque 1002"/>
+            <wp:cNvGraphicFramePr/>
+            <a:graphic xmlns:a="http://schemas.openxmlformats.org/drawingml/2006/main">
+              <a:graphicData uri="http://schemas.openxmlformats.org/drawingml/2006/picture">
+                <pic:pic xmlns:pic="http://schemas.openxmlformats.org/drawingml/2006/picture">
+                  <pic:nvPicPr>
+                    <pic:cNvPr id="1002" name="destaque_vinha_esq.png"/>
+                    <pic:cNvPicPr/>
+                  </pic:nvPicPr>
+                  <pic:blipFill>
+                    <a:blip r:embed="rIdImg2"/>
+                    <a:stretch>
+                      <a:fillRect/>
+                    </a:stretch>
+                  </pic:blipFill>
+                  <pic:spPr>
+                    <a:xfrm>
+                      <a:off x="0" y="0"/>
+                      <a:ext cx="5029200" cy="7772400"/>
+                    </a:xfrm>
+                    <a:prstGeom prst="rect">
+                      <a:avLst/>
+                    </a:prstGeom>
+                  </pic:spPr>
+                </pic:pic>
+              </a:graphicData>
+            </a:graphic>
+          </wp:anchor>
+        </w:drawing>
+      </w:r>
+    </w:p>
+    <w:p>
+      <w:pPr>
+        <w:spacing w:before="900" w:after="0" w:line="1183" w:lineRule="exact"/>
+        <w:ind w:firstLine="0"/>
+        <w:jc w:val="right"/>
+      </w:pPr>
+      <w:r>
+        <w:rPr>
+          <w:rFonts w:ascii="Bebas Neue" w:hAnsi="Bebas Neue" w:cs="Bebas Neue"/>
+          <w:caps/>
+          <w:color w:val="A9A9A4"/>
+          <w:sz w:val="116"/>
+          <w:szCs w:val="116"/>
+        </w:rPr>
+        <w:t xml:space="preserve">PARA ELA </w:t>
+      </w:r>
+      <w:r>
+        <w:rPr>
+          <w:rFonts w:ascii="Bebas Neue" w:hAnsi="Bebas Neue" w:cs="Bebas Neue"/>
+          <w:caps/>
+          <w:color w:val="FFFFFF"/>
+          <w:sz w:val="116"/>
+          <w:szCs w:val="116"/>
+        </w:rPr>
+        <w:t xml:space="preserve">NÃO IR EMBORA</w:t>
+      </w:r>
+      <w:r>
+        <w:rPr>
+          <w:rFonts w:ascii="Bebas Neue" w:hAnsi="Bebas Neue" w:cs="Bebas Neue"/>
+          <w:caps/>
+          <w:color w:val="A9A9A4"/>
+          <w:sz w:val="116"/>
+          <w:szCs w:val="116"/>
+        </w:rPr>
+        <w:t xml:space="preserve">.</w:t>
+      </w:r>
+    </w:p>
+    <w:p>
+      <w:pPr>
+        <w:spacing w:before="240" w:after="0"/>
+        <w:ind w:firstLine="0"/>
+        <w:jc w:val="right"/>
+      </w:pPr>
+      <w:r>
+        <w:rPr>
+          <w:rFonts w:ascii="Bebas Neue" w:hAnsi="Bebas Neue"/>
+          <w:caps/>
+          <w:color w:val="A9A9A4"/>
+          <w:spacing w:val="30"/>
+          <w:sz w:val="26"/>
+        </w:rPr>
+        <w:t xml:space="preserve">— A MITY</w:t>
+      </w:r>
+    </w:p>
+    <w:p>
       <w:r>
         <w:br w:type="page"/>
       </w:r>
@@ -764,6 +977,98 @@
     <w:p>
       <w:r>
         <w:t xml:space="preserve">Era um misto de paz com medo. As duas coisas ao mesmo tempo, sem uma apagar a outra.</w:t>
+      </w:r>
+    </w:p>
+    <w:p>
+      <w:pPr>
+        <w:pageBreakBefore/>
+        <w:spacing w:before="0" w:after="0"/>
+        <w:ind w:firstLine="0"/>
+      </w:pPr>
+      <w:r>
+        <w:drawing>
+          <wp:anchor distT="0" distB="0" distL="0" distR="0" simplePos="0" relativeHeight="0" behindDoc="1" locked="1" layoutInCell="1" allowOverlap="1">
+            <wp:simplePos x="0" y="0"/>
+            <wp:positionH relativeFrom="page">
+              <wp:posOffset>0</wp:posOffset>
+            </wp:positionH>
+            <wp:positionV relativeFrom="page">
+              <wp:posOffset>0</wp:posOffset>
+            </wp:positionV>
+            <wp:extent cx="5029200" cy="7772400"/>
+            <wp:effectExtent l="0" t="0" r="0" b="0"/>
+            <wp:wrapNone/>
+            <wp:docPr id="1003" name="Destaque 1003"/>
+            <wp:cNvGraphicFramePr/>
+            <a:graphic xmlns:a="http://schemas.openxmlformats.org/drawingml/2006/main">
+              <a:graphicData uri="http://schemas.openxmlformats.org/drawingml/2006/picture">
+                <pic:pic xmlns:pic="http://schemas.openxmlformats.org/drawingml/2006/picture">
+                  <pic:nvPicPr>
+                    <pic:cNvPr id="1003" name="destaque_ramo_dir.png"/>
+                    <pic:cNvPicPr/>
+                  </pic:nvPicPr>
+                  <pic:blipFill>
+                    <a:blip r:embed="rIdImg3"/>
+                    <a:stretch>
+                      <a:fillRect/>
+                    </a:stretch>
+                  </pic:blipFill>
+                  <pic:spPr>
+                    <a:xfrm>
+                      <a:off x="0" y="0"/>
+                      <a:ext cx="5029200" cy="7772400"/>
+                    </a:xfrm>
+                    <a:prstGeom prst="rect">
+                      <a:avLst/>
+                    </a:prstGeom>
+                  </pic:spPr>
+                </pic:pic>
+              </a:graphicData>
+            </a:graphic>
+          </wp:anchor>
+        </w:drawing>
+      </w:r>
+    </w:p>
+    <w:p>
+      <w:pPr>
+        <w:spacing w:before="900" w:after="0" w:line="846" w:lineRule="exact"/>
+        <w:ind w:firstLine="0"/>
+        <w:jc w:val="left"/>
+      </w:pPr>
+      <w:r>
+        <w:rPr>
+          <w:rFonts w:ascii="Bebas Neue" w:hAnsi="Bebas Neue" w:cs="Bebas Neue"/>
+          <w:caps/>
+          <w:color w:val="A9A9A4"/>
+          <w:sz w:val="82"/>
+          <w:szCs w:val="82"/>
+        </w:rPr>
+        <w:t xml:space="preserve">ERA UM MISTO DE </w:t>
+      </w:r>
+      <w:r>
+        <w:rPr>
+          <w:rFonts w:ascii="Bebas Neue" w:hAnsi="Bebas Neue" w:cs="Bebas Neue"/>
+          <w:caps/>
+          <w:color w:val="FFFFFF"/>
+          <w:sz w:val="82"/>
+          <w:szCs w:val="82"/>
+        </w:rPr>
+        <w:t xml:space="preserve">PAZ COM MEDO</w:t>
+      </w:r>
+      <w:r>
+        <w:rPr>
+          <w:rFonts w:ascii="Bebas Neue" w:hAnsi="Bebas Neue" w:cs="Bebas Neue"/>
+          <w:caps/>
+          <w:color w:val="A9A9A4"/>
+          <w:sz w:val="82"/>
+          <w:szCs w:val="82"/>
+        </w:rPr>
+        <w:t xml:space="preserve">. AS DUAS COISAS AO MESMO TEMPO, SEM UMA APAGAR A OUTRA.</w:t>
+      </w:r>
+    </w:p>
+    <w:p>
+      <w:r>
+        <w:br w:type="page"/>
       </w:r>
     </w:p>
     <w:p>

--- a/menina_elefante/saidas/A_Menina_Elefante_V2_Parte_V.docx
+++ b/menina_elefante/saidas/A_Menina_Elefante_V2_Parte_V.docx
@@ -4,30 +4,106 @@
   <w:body>
     <w:p>
       <w:pPr>
-        <w:pStyle w:val="MyPartTitle"/>
-        <w:spacing w:before="2400"/>
+        <w:keepNext/>
+        <w:spacing w:before="0" w:after="300" w:line="240" w:lineRule="auto"/>
+        <w:ind w:firstLine="0"/>
+        <w:jc w:val="center"/>
       </w:pPr>
       <w:r>
-        <w:t xml:space="preserve">PARTE V — MAIS DE UM MILHÃO</w:t>
-      </w:r>
-    </w:p>
-    <w:p>
-      <w:r>
-        <w:br w:type="page"/>
+        <w:rPr>
+          <w:rFonts w:ascii="EB Garamond" w:hAnsi="EB Garamond"/>
+          <w:color w:val="555555"/>
+          <w:spacing w:val="60"/>
+          <w:sz w:val="22"/>
+          <w:szCs w:val="22"/>
+        </w:rPr>
+        <w:t xml:space="preserve">PARTE V</w:t>
       </w:r>
     </w:p>
     <w:p>
       <w:pPr>
-        <w:pStyle w:val="MyChapterTitle"/>
-        <w:spacing w:before="1440" w:after="560"/>
+        <w:keepNext/>
+        <w:spacing w:before="0" w:after="0" w:line="240" w:lineRule="auto"/>
+        <w:ind w:firstLine="0"/>
+        <w:jc w:val="center"/>
       </w:pPr>
       <w:r>
-        <w:t xml:space="preserve">CAPÍTULO 21 — OITO MIL REAIS</w:t>
+        <w:rPr>
+          <w:rFonts w:ascii="EB Garamond" w:hAnsi="EB Garamond"/>
+          <w:spacing w:val="20"/>
+          <w:sz w:val="40"/>
+          <w:szCs w:val="40"/>
+        </w:rPr>
+        <w:t xml:space="preserve">MAIS DE UM MILHÃO</w:t>
       </w:r>
     </w:p>
     <w:p>
+      <w:pPr>
+        <w:spacing w:before="0" w:after="0" w:line="20" w:lineRule="exact"/>
+        <w:ind w:firstLine="0"/>
+        <w:sectPr>
+          <w:headerReference w:type="even" r:id="rIdHVazio"/>
+          <w:headerReference w:type="default" r:id="rIdHVazio"/>
+          <w:headerReference w:type="first" r:id="rIdHVazio"/>
+          <w:footerReference w:type="even" r:id="rIdFVazio"/>
+          <w:footerReference w:type="default" r:id="rIdFVazio"/>
+          <w:footerReference w:type="first" r:id="rIdFVazio"/>
+          <w:type w:val="nextPage"/>
+          <w:pgSz w:w="7920" w:h="12240"/>
+          <w:pgMar w:top="1000" w:right="870" w:bottom="1000" w:left="1150" w:header="560" w:footer="560" w:gutter="0"/>
+          <w:cols w:space="720"/>
+          <w:vAlign w:val="center"/>
+          <w:docGrid w:linePitch="360"/>
+        </w:sectPr>
+      </w:pPr>
+    </w:p>
+    <w:p>
+      <w:pPr>
+        <w:keepNext/>
+        <w:spacing w:before="1500" w:after="160" w:line="240" w:lineRule="auto"/>
+        <w:ind w:firstLine="0"/>
+        <w:jc w:val="center"/>
+      </w:pPr>
       <w:r>
-        <w:t xml:space="preserve">O despertador tocava às cinco e cinquenta, e em cinco anos eu nunca mudei o toque.</w:t>
+        <w:rPr>
+          <w:rFonts w:ascii="EB Garamond" w:hAnsi="EB Garamond"/>
+          <w:color w:val="555555"/>
+          <w:spacing w:val="40"/>
+          <w:sz w:val="19"/>
+          <w:szCs w:val="19"/>
+        </w:rPr>
+        <w:t xml:space="preserve">CAPÍTULO 21</w:t>
+      </w:r>
+    </w:p>
+    <w:p>
+      <w:pPr>
+        <w:keepNext/>
+        <w:spacing w:before="0" w:after="900" w:line="240" w:lineRule="auto"/>
+        <w:ind w:firstLine="0"/>
+        <w:jc w:val="center"/>
+      </w:pPr>
+      <w:r>
+        <w:rPr>
+          <w:rFonts w:ascii="EB Garamond" w:hAnsi="EB Garamond"/>
+          <w:spacing w:val="10"/>
+          <w:sz w:val="34"/>
+          <w:szCs w:val="34"/>
+        </w:rPr>
+        <w:t xml:space="preserve">OITO MIL REAIS</w:t>
+      </w:r>
+    </w:p>
+    <w:p>
+      <w:pPr>
+        <w:ind w:firstLine="0"/>
+      </w:pPr>
+      <w:r>
+        <w:rPr>
+          <w:smallCaps/>
+        </w:rPr>
+        <w:t xml:space="preserve">O despertador tocava às</w:t>
+      </w:r>
+      <w:r>
+        <w:t xml:space="preserve"> cinco e cinquenta, e em cinco anos eu nunca mudei o toque.</w:t>
       </w:r>
     </w:p>
     <w:p>
@@ -42,12 +118,13 @@
     </w:p>
     <w:p>
       <w:pPr>
-        <w:spacing w:before="240" w:after="240"/>
+        <w:keepNext/>
+        <w:spacing w:before="200" w:after="200"/>
         <w:ind w:firstLine="0"/>
         <w:jc w:val="center"/>
       </w:pPr>
       <w:r>
-        <w:t xml:space="preserve">*</w:t>
+        <w:t xml:space="preserve">*   *   *</w:t>
       </w:r>
     </w:p>
     <w:p>
@@ -69,41 +146,26 @@
       </w:r>
     </w:p>
     <w:p>
-      <w:pPr>
-        <w:ind w:firstLine="0"/>
-      </w:pPr>
       <w:r>
         <w:t xml:space="preserve">— Oito mil?</w:t>
       </w:r>
     </w:p>
     <w:p>
-      <w:pPr>
-        <w:ind w:firstLine="0"/>
-      </w:pPr>
       <w:r>
         <w:t xml:space="preserve">— Em doze vezes.</w:t>
       </w:r>
     </w:p>
     <w:p>
-      <w:pPr>
-        <w:ind w:firstLine="0"/>
-      </w:pPr>
       <w:r>
         <w:t xml:space="preserve">— Lu. — Ele fez aquela cara de quem está convertendo moeda de cabeça. — Oito mil reais.</w:t>
       </w:r>
     </w:p>
     <w:p>
-      <w:pPr>
-        <w:ind w:firstLine="0"/>
-      </w:pPr>
       <w:r>
         <w:t xml:space="preserve">— Eu sei quanto é.</w:t>
       </w:r>
     </w:p>
     <w:p>
-      <w:pPr>
-        <w:ind w:firstLine="0"/>
-      </w:pPr>
       <w:r>
         <w:t xml:space="preserve">— E o que você vai fazer com isso?</w:t>
       </w:r>
@@ -120,12 +182,13 @@
     </w:p>
     <w:p>
       <w:pPr>
-        <w:spacing w:before="240" w:after="240"/>
+        <w:keepNext/>
+        <w:spacing w:before="200" w:after="200"/>
         <w:ind w:firstLine="0"/>
         <w:jc w:val="center"/>
       </w:pPr>
       <w:r>
-        <w:t xml:space="preserve">*</w:t>
+        <w:t xml:space="preserve">*   *   *</w:t>
       </w:r>
     </w:p>
     <w:p>
@@ -142,41 +205,26 @@
       </w:r>
     </w:p>
     <w:p>
-      <w:pPr>
-        <w:ind w:firstLine="0"/>
-      </w:pPr>
       <w:r>
         <w:t xml:space="preserve">— Você devia ensinar isso.</w:t>
       </w:r>
     </w:p>
     <w:p>
-      <w:pPr>
-        <w:ind w:firstLine="0"/>
-      </w:pPr>
       <w:r>
         <w:t xml:space="preserve">— Eu não sei ensinar.</w:t>
       </w:r>
     </w:p>
     <w:p>
-      <w:pPr>
-        <w:ind w:firstLine="0"/>
-      </w:pPr>
       <w:r>
         <w:t xml:space="preserve">— Você me ensina toda sexta.</w:t>
       </w:r>
     </w:p>
     <w:p>
-      <w:pPr>
-        <w:ind w:firstLine="0"/>
-      </w:pPr>
       <w:r>
         <w:t xml:space="preserve">— Você não aprende nada.</w:t>
       </w:r>
     </w:p>
     <w:p>
-      <w:pPr>
-        <w:ind w:firstLine="0"/>
-      </w:pPr>
       <w:r>
         <w:t xml:space="preserve">— Por isso mesmo. Se você conseguir ensinar para mim, consegue ensinar para qualquer um.</w:t>
       </w:r>
@@ -192,9 +240,26 @@
       </w:r>
     </w:p>
     <w:p>
-      <w:pPr>
-        <w:ind w:firstLine="0"/>
-      </w:pPr>
+      <w:r>
+        <w:t xml:space="preserve">Na noite em que gravou o primeiro vídeo, ficou um tempo olhando a própria cara congelada na tela do notebook.</w:t>
+      </w:r>
+    </w:p>
+    <w:p>
+      <w:r>
+        <w:t xml:space="preserve">— E se não der certo? — perguntou. — A ideia foi sua. A cara é minha.</w:t>
+      </w:r>
+    </w:p>
+    <w:p>
+      <w:r>
+        <w:t xml:space="preserve">— Então a gente divide — eu disse.</w:t>
+      </w:r>
+    </w:p>
+    <w:p>
+      <w:r>
+        <w:t xml:space="preserve">Ele fez que sim com a cabeça. Não sei se acreditou.</w:t>
+      </w:r>
+    </w:p>
+    <w:p>
       <w:r>
         <w:t xml:space="preserve">Na noite em que a gente decidiu que ia sair da fábrica, eu escrevi um bilhete e deixei dentro do caderno de planilhas dele, na página da última linha vermelha:</w:t>
       </w:r>
@@ -211,7 +276,26 @@
     </w:p>
     <w:p>
       <w:pPr>
-        <w:pageBreakBefore/>
+        <w:spacing w:before="0" w:after="0" w:line="20" w:lineRule="exact"/>
+        <w:ind w:firstLine="0"/>
+        <w:sectPr>
+          <w:headerReference w:type="even" r:id="rId9"/>
+          <w:headerReference w:type="default" r:id="rIdHCap1"/>
+          <w:headerReference w:type="first" r:id="rIdHVazio"/>
+          <w:footerReference w:type="even" r:id="rId10"/>
+          <w:footerReference w:type="default" r:id="rId10"/>
+          <w:footerReference w:type="first" r:id="rId10"/>
+          <w:type w:val="nextPage"/>
+          <w:pgSz w:w="7920" w:h="12240"/>
+          <w:pgMar w:top="1000" w:right="870" w:bottom="1000" w:left="1150" w:header="560" w:footer="560" w:gutter="0"/>
+          <w:cols w:space="720"/>
+          <w:titlePg/>
+          <w:docGrid w:linePitch="360"/>
+        </w:sectPr>
+      </w:pPr>
+    </w:p>
+    <w:p>
+      <w:pPr>
         <w:spacing w:before="0" w:after="0"/>
         <w:ind w:firstLine="0"/>
       </w:pPr>
@@ -261,7 +345,7 @@
     </w:p>
     <w:p>
       <w:pPr>
-        <w:spacing w:before="900" w:after="0" w:line="927" w:lineRule="exact"/>
+        <w:spacing w:before="900" w:after="0" w:line="933" w:lineRule="exact"/>
         <w:ind w:firstLine="0"/>
         <w:jc w:val="left"/>
       </w:pPr>
@@ -314,18 +398,33 @@
       </w:r>
     </w:p>
     <w:p>
-      <w:r>
-        <w:br w:type="page"/>
-      </w:r>
+      <w:pPr>
+        <w:spacing w:before="0" w:after="0" w:line="20" w:lineRule="exact"/>
+        <w:ind w:firstLine="0"/>
+        <w:sectPr>
+          <w:headerReference w:type="even" r:id="rIdHVazio"/>
+          <w:headerReference w:type="default" r:id="rIdHVazio"/>
+          <w:headerReference w:type="first" r:id="rIdHVazio"/>
+          <w:footerReference w:type="even" r:id="rIdFVazio"/>
+          <w:footerReference w:type="default" r:id="rIdFVazio"/>
+          <w:footerReference w:type="first" r:id="rIdFVazio"/>
+          <w:type w:val="nextPage"/>
+          <w:pgSz w:w="7920" w:h="12240"/>
+          <w:pgMar w:top="1000" w:right="870" w:bottom="1000" w:left="1150" w:header="560" w:footer="560" w:gutter="0"/>
+          <w:cols w:space="720"/>
+          <w:docGrid w:linePitch="360"/>
+        </w:sectPr>
+      </w:pPr>
     </w:p>
     <w:p>
       <w:pPr>
-        <w:spacing w:before="240" w:after="240"/>
+        <w:keepNext/>
+        <w:spacing w:before="200" w:after="200"/>
         <w:ind w:firstLine="0"/>
         <w:jc w:val="center"/>
       </w:pPr>
       <w:r>
-        <w:t xml:space="preserve">*</w:t>
+        <w:t xml:space="preserve">*   *   *</w:t>
       </w:r>
     </w:p>
     <w:p>
@@ -353,12 +452,13 @@
     </w:p>
     <w:p>
       <w:pPr>
-        <w:spacing w:before="240" w:after="240"/>
+        <w:keepNext/>
+        <w:spacing w:before="200" w:after="200"/>
         <w:ind w:firstLine="0"/>
         <w:jc w:val="center"/>
       </w:pPr>
       <w:r>
-        <w:t xml:space="preserve">*</w:t>
+        <w:t xml:space="preserve">*   *   *</w:t>
       </w:r>
     </w:p>
     <w:p>
@@ -380,9 +480,6 @@
       </w:r>
     </w:p>
     <w:p>
-      <w:pPr>
-        <w:ind w:firstLine="0"/>
-      </w:pPr>
       <w:r>
         <w:t xml:space="preserve">Depois me devolveu as cópias.</w:t>
       </w:r>
@@ -398,11 +495,67 @@
       </w:r>
     </w:p>
     <w:p>
+      <w:r>
+        <w:t xml:space="preserve">Ela respondeu em menos de um minuto, como sempre.</w:t>
+      </w:r>
+    </w:p>
+    <w:p>
+      <w:r>
+        <w:t xml:space="preserve">"O que é isso, filha?"</w:t>
+      </w:r>
+    </w:p>
+    <w:p>
       <w:pPr>
+        <w:spacing w:before="0" w:after="0" w:line="20" w:lineRule="exact"/>
         <w:ind w:firstLine="0"/>
+        <w:sectPr>
+          <w:headerReference w:type="even" r:id="rId9"/>
+          <w:headerReference w:type="default" r:id="rIdHCap1"/>
+          <w:headerReference w:type="first" r:id="rIdHVazio"/>
+          <w:footerReference w:type="even" r:id="rId10"/>
+          <w:footerReference w:type="default" r:id="rId10"/>
+          <w:footerReference w:type="first" r:id="rId10"/>
+          <w:type w:val="nextPage"/>
+          <w:pgSz w:w="7920" w:h="12240"/>
+          <w:pgMar w:top="1000" w:right="870" w:bottom="1000" w:left="1150" w:header="560" w:footer="560" w:gutter="0"/>
+          <w:cols w:space="720"/>
+          <w:docGrid w:linePitch="360"/>
+        </w:sectPr>
+      </w:pPr>
+    </w:p>
+    <w:p>
+      <w:pPr>
+        <w:keepNext/>
+        <w:spacing w:before="1500" w:after="160" w:line="240" w:lineRule="auto"/>
+        <w:ind w:firstLine="0"/>
+        <w:jc w:val="center"/>
       </w:pPr>
       <w:r>
-        <w:t xml:space="preserve">Ela respondeu em menos de um minuto, como sempre.</w:t>
+        <w:rPr>
+          <w:rFonts w:ascii="EB Garamond" w:hAnsi="EB Garamond"/>
+          <w:color w:val="555555"/>
+          <w:spacing w:val="40"/>
+          <w:sz w:val="19"/>
+          <w:szCs w:val="19"/>
+        </w:rPr>
+        <w:t xml:space="preserve">CAPÍTULO 22</w:t>
+      </w:r>
+    </w:p>
+    <w:p>
+      <w:pPr>
+        <w:keepNext/>
+        <w:spacing w:before="0" w:after="900" w:line="240" w:lineRule="auto"/>
+        <w:ind w:firstLine="0"/>
+        <w:jc w:val="center"/>
+      </w:pPr>
+      <w:r>
+        <w:rPr>
+          <w:rFonts w:ascii="EB Garamond" w:hAnsi="EB Garamond"/>
+          <w:spacing w:val="10"/>
+          <w:sz w:val="34"/>
+          <w:szCs w:val="34"/>
+        </w:rPr>
+        <w:t xml:space="preserve">OKINAWA</w:t>
       </w:r>
     </w:p>
     <w:p>
@@ -410,26 +563,13 @@
         <w:ind w:firstLine="0"/>
       </w:pPr>
       <w:r>
-        <w:t xml:space="preserve">"O que é isso, filha?"</w:t>
+        <w:rPr>
+          <w:smallCaps/>
+        </w:rPr>
+        <w:t xml:space="preserve">O food truck era</w:t>
       </w:r>
-    </w:p>
-    <w:p>
       <w:r>
-        <w:br w:type="page"/>
-      </w:r>
-    </w:p>
-    <w:p>
-      <w:pPr>
-        <w:pStyle w:val="MyChapterTitle"/>
-        <w:spacing w:before="1440" w:after="560"/>
-      </w:pPr>
-      <w:r>
-        <w:t xml:space="preserve">CAPÍTULO 22 — OKINAWA</w:t>
-      </w:r>
-    </w:p>
-    <w:p>
-      <w:r>
-        <w:t xml:space="preserve">O food truck era branco, tinha um toldo listrado de verde e amarelo e um problema no gerador que ninguém tinha mencionado na hora da compra.</w:t>
+        <w:t xml:space="preserve"> branco, tinha um toldo listrado de verde e amarelo e um problema no gerador que ninguém tinha mencionado na hora da compra.</w:t>
       </w:r>
     </w:p>
     <w:p>
@@ -438,33 +578,21 @@
       </w:r>
     </w:p>
     <w:p>
-      <w:pPr>
-        <w:ind w:firstLine="0"/>
-      </w:pPr>
       <w:r>
         <w:t xml:space="preserve">— Pastel é japonês — disse o Kousuke, na primeira conversa. — Foi imigrante japonês que inventou no Brasil. Vai ser uma volta para casa.</w:t>
       </w:r>
     </w:p>
     <w:p>
-      <w:pPr>
-        <w:ind w:firstLine="0"/>
-      </w:pPr>
       <w:r>
         <w:t xml:space="preserve">— Isso é verdade?</w:t>
       </w:r>
     </w:p>
     <w:p>
-      <w:pPr>
-        <w:ind w:firstLine="0"/>
-      </w:pPr>
       <w:r>
         <w:t xml:space="preserve">— É o que dizem.</w:t>
       </w:r>
     </w:p>
     <w:p>
-      <w:pPr>
-        <w:ind w:firstLine="0"/>
-      </w:pPr>
       <w:r>
         <w:t xml:space="preserve">— Então vai ser um sucesso.</w:t>
       </w:r>
@@ -481,12 +609,13 @@
     </w:p>
     <w:p>
       <w:pPr>
-        <w:spacing w:before="240" w:after="240"/>
+        <w:keepNext/>
+        <w:spacing w:before="200" w:after="200"/>
         <w:ind w:firstLine="0"/>
         <w:jc w:val="center"/>
       </w:pPr>
       <w:r>
-        <w:t xml:space="preserve">*</w:t>
+        <w:t xml:space="preserve">*   *   *</w:t>
       </w:r>
     </w:p>
     <w:p>
@@ -504,12 +633,13 @@
     </w:p>
     <w:p>
       <w:pPr>
-        <w:spacing w:before="240" w:after="240"/>
+        <w:keepNext/>
+        <w:spacing w:before="200" w:after="200"/>
         <w:ind w:firstLine="0"/>
         <w:jc w:val="center"/>
       </w:pPr>
       <w:r>
-        <w:t xml:space="preserve">*</w:t>
+        <w:t xml:space="preserve">*   *   *</w:t>
       </w:r>
     </w:p>
     <w:p>
@@ -537,12 +667,13 @@
     </w:p>
     <w:p>
       <w:pPr>
-        <w:spacing w:before="240" w:after="240"/>
+        <w:keepNext/>
+        <w:spacing w:before="200" w:after="200"/>
         <w:ind w:firstLine="0"/>
         <w:jc w:val="center"/>
       </w:pPr>
       <w:r>
-        <w:t xml:space="preserve">*</w:t>
+        <w:t xml:space="preserve">*   *   *</w:t>
       </w:r>
     </w:p>
     <w:p>
@@ -564,17 +695,11 @@
       </w:r>
     </w:p>
     <w:p>
-      <w:pPr>
-        <w:ind w:firstLine="0"/>
-      </w:pPr>
       <w:r>
         <w:t xml:space="preserve">— Agora vai — eu disse ao Kousuke, no fim do terceiro dia, contando o dinheiro da caixinha em cima do balcão.</w:t>
       </w:r>
     </w:p>
     <w:p>
-      <w:pPr>
-        <w:ind w:firstLine="0"/>
-      </w:pPr>
       <w:r>
         <w:t xml:space="preserve">Ele não disse nada. Estava olhando o celular.</w:t>
       </w:r>
@@ -596,12 +721,13 @@
     </w:p>
     <w:p>
       <w:pPr>
-        <w:spacing w:before="240" w:after="240"/>
+        <w:keepNext/>
+        <w:spacing w:before="200" w:after="200"/>
         <w:ind w:firstLine="0"/>
         <w:jc w:val="center"/>
       </w:pPr>
       <w:r>
-        <w:t xml:space="preserve">*</w:t>
+        <w:t xml:space="preserve">*   *   *</w:t>
       </w:r>
     </w:p>
     <w:p>
@@ -633,40 +759,47 @@
       </w:r>
     </w:p>
     <w:p>
-      <w:pPr>
-        <w:ind w:firstLine="0"/>
-      </w:pPr>
       <w:r>
         <w:t xml:space="preserve">— O que vocês estão fazendo?</w:t>
       </w:r>
     </w:p>
     <w:p>
-      <w:pPr>
-        <w:ind w:firstLine="0"/>
-      </w:pPr>
       <w:r>
         <w:t xml:space="preserve">— Enterrando a mamãe — disse a Ayumi.</w:t>
       </w:r>
     </w:p>
     <w:p>
-      <w:pPr>
-        <w:ind w:firstLine="0"/>
-      </w:pPr>
       <w:r>
         <w:t xml:space="preserve">— Para ela não ir embora — disse a Mity.</w:t>
       </w:r>
     </w:p>
     <w:p>
-      <w:pPr>
-        <w:ind w:firstLine="0"/>
-      </w:pPr>
       <w:r>
         <w:t xml:space="preserve">Eu fechei o olho de novo e deixei.</w:t>
       </w:r>
     </w:p>
     <w:p>
       <w:pPr>
-        <w:pageBreakBefore/>
+        <w:spacing w:before="0" w:after="0" w:line="20" w:lineRule="exact"/>
+        <w:ind w:firstLine="0"/>
+        <w:sectPr>
+          <w:headerReference w:type="even" r:id="rId9"/>
+          <w:headerReference w:type="default" r:id="rIdHCap2"/>
+          <w:headerReference w:type="first" r:id="rIdHVazio"/>
+          <w:footerReference w:type="even" r:id="rId10"/>
+          <w:footerReference w:type="default" r:id="rId10"/>
+          <w:footerReference w:type="first" r:id="rId10"/>
+          <w:type w:val="nextPage"/>
+          <w:pgSz w:w="7920" w:h="12240"/>
+          <w:pgMar w:top="1000" w:right="870" w:bottom="1000" w:left="1150" w:header="560" w:footer="560" w:gutter="0"/>
+          <w:cols w:space="720"/>
+          <w:titlePg/>
+          <w:docGrid w:linePitch="360"/>
+        </w:sectPr>
+      </w:pPr>
+    </w:p>
+    <w:p>
+      <w:pPr>
         <w:spacing w:before="0" w:after="0"/>
         <w:ind w:firstLine="0"/>
       </w:pPr>
@@ -769,22 +902,71 @@
       </w:r>
     </w:p>
     <w:p>
+      <w:pPr>
+        <w:spacing w:before="0" w:after="0" w:line="20" w:lineRule="exact"/>
+        <w:ind w:firstLine="0"/>
+        <w:sectPr>
+          <w:headerReference w:type="even" r:id="rIdHVazio"/>
+          <w:headerReference w:type="default" r:id="rIdHVazio"/>
+          <w:headerReference w:type="first" r:id="rIdHVazio"/>
+          <w:footerReference w:type="even" r:id="rIdFVazio"/>
+          <w:footerReference w:type="default" r:id="rIdFVazio"/>
+          <w:footerReference w:type="first" r:id="rIdFVazio"/>
+          <w:type w:val="nextPage"/>
+          <w:pgSz w:w="7920" w:h="12240"/>
+          <w:pgMar w:top="1000" w:right="870" w:bottom="1000" w:left="1150" w:header="560" w:footer="560" w:gutter="0"/>
+          <w:cols w:space="720"/>
+          <w:docGrid w:linePitch="360"/>
+        </w:sectPr>
+      </w:pPr>
+    </w:p>
+    <w:p>
+      <w:pPr>
+        <w:keepNext/>
+        <w:spacing w:before="1500" w:after="160" w:line="240" w:lineRule="auto"/>
+        <w:ind w:firstLine="0"/>
+        <w:jc w:val="center"/>
+      </w:pPr>
       <w:r>
-        <w:br w:type="page"/>
+        <w:rPr>
+          <w:rFonts w:ascii="EB Garamond" w:hAnsi="EB Garamond"/>
+          <w:color w:val="555555"/>
+          <w:spacing w:val="40"/>
+          <w:sz w:val="19"/>
+          <w:szCs w:val="19"/>
+        </w:rPr>
+        <w:t xml:space="preserve">CAPÍTULO 23</w:t>
       </w:r>
     </w:p>
     <w:p>
       <w:pPr>
-        <w:pStyle w:val="MyChapterTitle"/>
-        <w:spacing w:before="1440" w:after="560"/>
+        <w:keepNext/>
+        <w:spacing w:before="0" w:after="900" w:line="240" w:lineRule="auto"/>
+        <w:ind w:firstLine="0"/>
+        <w:jc w:val="center"/>
       </w:pPr>
       <w:r>
-        <w:t xml:space="preserve">CAPÍTULO 23 — ARUBAITO</w:t>
+        <w:rPr>
+          <w:rFonts w:ascii="EB Garamond" w:hAnsi="EB Garamond"/>
+          <w:spacing w:val="10"/>
+          <w:sz w:val="34"/>
+          <w:szCs w:val="34"/>
+        </w:rPr>
+        <w:t xml:space="preserve">ARUBAITO</w:t>
       </w:r>
     </w:p>
     <w:p>
+      <w:pPr>
+        <w:ind w:firstLine="0"/>
+      </w:pPr>
       <w:r>
-        <w:t xml:space="preserve">Às três da manhã, na fábrica de marmitas, o arroz chegava numa esteira ainda soltando vapor.</w:t>
+        <w:rPr>
+          <w:smallCaps/>
+        </w:rPr>
+        <w:t xml:space="preserve">Às três da manhã,</w:t>
+      </w:r>
+      <w:r>
+        <w:t xml:space="preserve"> na fábrica de marmitas, o arroz chegava numa esteira ainda soltando vapor.</w:t>
       </w:r>
     </w:p>
     <w:p>
@@ -793,9 +975,6 @@
       </w:r>
     </w:p>
     <w:p>
-      <w:pPr>
-        <w:ind w:firstLine="0"/>
-      </w:pPr>
       <w:r>
         <w:t xml:space="preserve">Tinha voltado para a linha. Só que agora de noite.</w:t>
       </w:r>
@@ -812,12 +991,13 @@
     </w:p>
     <w:p>
       <w:pPr>
-        <w:spacing w:before="240" w:after="240"/>
+        <w:keepNext/>
+        <w:spacing w:before="200" w:after="200"/>
         <w:ind w:firstLine="0"/>
         <w:jc w:val="center"/>
       </w:pPr>
       <w:r>
-        <w:t xml:space="preserve">*</w:t>
+        <w:t xml:space="preserve">*   *   *</w:t>
       </w:r>
     </w:p>
     <w:p>
@@ -850,12 +1030,13 @@
     </w:p>
     <w:p>
       <w:pPr>
-        <w:spacing w:before="240" w:after="240"/>
+        <w:keepNext/>
+        <w:spacing w:before="200" w:after="200"/>
         <w:ind w:firstLine="0"/>
         <w:jc w:val="center"/>
       </w:pPr>
       <w:r>
-        <w:t xml:space="preserve">*</w:t>
+        <w:t xml:space="preserve">*   *   *</w:t>
       </w:r>
     </w:p>
     <w:p>
@@ -872,9 +1053,6 @@
       </w:r>
     </w:p>
     <w:p>
-      <w:pPr>
-        <w:ind w:firstLine="0"/>
-      </w:pPr>
       <w:r>
         <w:t xml:space="preserve">Naquela noite, eu acordei com o cheiro.</w:t>
       </w:r>
@@ -900,21 +1078,19 @@
       </w:r>
     </w:p>
     <w:p>
-      <w:pPr>
-        <w:ind w:firstLine="0"/>
-      </w:pPr>
       <w:r>
         <w:t xml:space="preserve">— Come, filha — disse ela. — Está quente.</w:t>
       </w:r>
     </w:p>
     <w:p>
       <w:pPr>
-        <w:spacing w:before="240" w:after="240"/>
+        <w:keepNext/>
+        <w:spacing w:before="200" w:after="200"/>
         <w:ind w:firstLine="0"/>
         <w:jc w:val="center"/>
       </w:pPr>
       <w:r>
-        <w:t xml:space="preserve">*</w:t>
+        <w:t xml:space="preserve">*   *   *</w:t>
       </w:r>
     </w:p>
     <w:p>
@@ -927,7 +1103,7 @@
     </w:p>
     <w:p>
       <w:r>
-        <w:t xml:space="preserve">Era para ser um mês. Virou três, com voos cancelados, testes, regras que mudavam de uma semana para a outra. O Kousuke trabalhou de lá mesmo, pelo celular, atendendo cliente em horário japonês, de madrugada, na varanda da casa da minha mãe. Eu andava pelo Rio, na casa de parentes, com uma mistura de alívio e de coisa presa que eu não sabia o que era. Num dia nublado, no mirante do Leblon, discuti com o Kousuke por uma bobagem, alguma coisa sobre horário, e depois fiquei olhando o mar batendo nas pedras com raiva de mim mesma, do meu pavio curto, da minha pressa de querer o amanhã hoje.</w:t>
+        <w:t xml:space="preserve">Era para ser um mês. Virou três, com voos cancelados, testes, regras que mudavam de uma semana para a outra. O Kousuke trabalhou de lá mesmo, pelo celular, atendendo cliente em horário japonês, de madrugada, na varanda da casa da minha mãe. Meu pai apareceu uma vez, num domingo, de ônibus, com um pacote de bolacha de água e sal para as meninas e a camisa com um botão a mais aberto. Ficou uma hora na varanda, contou a baleia para as meninas, que já sabiam de cor e deixaram ele contar, e foi embora antes do almoço, porque minha mãe estava na cozinha. Eu andava pelo Rio, na casa de parentes, com uma mistura de alívio e de coisa presa que eu não sabia o que era. Num dia nublado, no mirante do Leblon, discuti com o Kousuke por uma bobagem, alguma coisa sobre horário, e depois fiquei olhando o mar batendo nas pedras com raiva de mim mesma, do meu pavio curto, da minha pressa de querer o amanhã hoje.</w:t>
       </w:r>
     </w:p>
     <w:p>
@@ -946,25 +1122,16 @@
       </w:r>
     </w:p>
     <w:p>
-      <w:pPr>
-        <w:ind w:firstLine="0"/>
-      </w:pPr>
       <w:r>
         <w:t xml:space="preserve">— Quando eu falar, você corre — disse o instrutor. — Não para. Não para de jeito nenhum.</w:t>
       </w:r>
     </w:p>
     <w:p>
-      <w:pPr>
-        <w:ind w:firstLine="0"/>
-      </w:pPr>
       <w:r>
         <w:t xml:space="preserve">— E se eu parar?</w:t>
       </w:r>
     </w:p>
     <w:p>
-      <w:pPr>
-        <w:ind w:firstLine="0"/>
-      </w:pPr>
       <w:r>
         <w:t xml:space="preserve">— Aí a gente cai.</w:t>
       </w:r>
@@ -981,7 +1148,26 @@
     </w:p>
     <w:p>
       <w:pPr>
-        <w:pageBreakBefore/>
+        <w:spacing w:before="0" w:after="0" w:line="20" w:lineRule="exact"/>
+        <w:ind w:firstLine="0"/>
+        <w:sectPr>
+          <w:headerReference w:type="even" r:id="rId9"/>
+          <w:headerReference w:type="default" r:id="rIdHCap3"/>
+          <w:headerReference w:type="first" r:id="rIdHVazio"/>
+          <w:footerReference w:type="even" r:id="rId10"/>
+          <w:footerReference w:type="default" r:id="rId10"/>
+          <w:footerReference w:type="first" r:id="rId10"/>
+          <w:type w:val="nextPage"/>
+          <w:pgSz w:w="7920" w:h="12240"/>
+          <w:pgMar w:top="1000" w:right="870" w:bottom="1000" w:left="1150" w:header="560" w:footer="560" w:gutter="0"/>
+          <w:cols w:space="720"/>
+          <w:titlePg/>
+          <w:docGrid w:linePitch="360"/>
+        </w:sectPr>
+      </w:pPr>
+    </w:p>
+    <w:p>
+      <w:pPr>
         <w:spacing w:before="0" w:after="0"/>
         <w:ind w:firstLine="0"/>
       </w:pPr>
@@ -1031,7 +1217,7 @@
     </w:p>
     <w:p>
       <w:pPr>
-        <w:spacing w:before="900" w:after="0" w:line="846" w:lineRule="exact"/>
+        <w:spacing w:before="900" w:after="0" w:line="852" w:lineRule="exact"/>
         <w:ind w:firstLine="0"/>
         <w:jc w:val="left"/>
       </w:pPr>
@@ -1067,18 +1253,33 @@
       </w:r>
     </w:p>
     <w:p>
-      <w:r>
-        <w:br w:type="page"/>
-      </w:r>
+      <w:pPr>
+        <w:spacing w:before="0" w:after="0" w:line="20" w:lineRule="exact"/>
+        <w:ind w:firstLine="0"/>
+        <w:sectPr>
+          <w:headerReference w:type="even" r:id="rIdHVazio"/>
+          <w:headerReference w:type="default" r:id="rIdHVazio"/>
+          <w:headerReference w:type="first" r:id="rIdHVazio"/>
+          <w:footerReference w:type="even" r:id="rIdFVazio"/>
+          <w:footerReference w:type="default" r:id="rIdFVazio"/>
+          <w:footerReference w:type="first" r:id="rIdFVazio"/>
+          <w:type w:val="nextPage"/>
+          <w:pgSz w:w="7920" w:h="12240"/>
+          <w:pgMar w:top="1000" w:right="870" w:bottom="1000" w:left="1150" w:header="560" w:footer="560" w:gutter="0"/>
+          <w:cols w:space="720"/>
+          <w:docGrid w:linePitch="360"/>
+        </w:sectPr>
+      </w:pPr>
     </w:p>
     <w:p>
       <w:pPr>
-        <w:spacing w:before="240" w:after="240"/>
+        <w:keepNext/>
+        <w:spacing w:before="200" w:after="200"/>
         <w:ind w:firstLine="0"/>
         <w:jc w:val="center"/>
       </w:pPr>
       <w:r>
-        <w:t xml:space="preserve">*</w:t>
+        <w:t xml:space="preserve">*   *   *</w:t>
       </w:r>
     </w:p>
     <w:p>
@@ -1090,9 +1291,6 @@
       </w:r>
     </w:p>
     <w:p>
-      <w:pPr>
-        <w:ind w:firstLine="0"/>
-      </w:pPr>
       <w:r>
         <w:t xml:space="preserve">E, na volta, em março, ficamos presos na Alemanha.</w:t>
       </w:r>
@@ -1113,9 +1311,6 @@
       </w:r>
     </w:p>
     <w:p>
-      <w:pPr>
-        <w:ind w:firstLine="0"/>
-      </w:pPr>
       <w:r>
         <w:t xml:space="preserve">— Que foi? — perguntou ele.</w:t>
       </w:r>
@@ -1126,22 +1321,71 @@
       </w:r>
     </w:p>
     <w:p>
+      <w:pPr>
+        <w:spacing w:before="0" w:after="0" w:line="20" w:lineRule="exact"/>
+        <w:ind w:firstLine="0"/>
+        <w:sectPr>
+          <w:headerReference w:type="even" r:id="rId9"/>
+          <w:headerReference w:type="default" r:id="rIdHCap3"/>
+          <w:headerReference w:type="first" r:id="rIdHVazio"/>
+          <w:footerReference w:type="even" r:id="rId10"/>
+          <w:footerReference w:type="default" r:id="rId10"/>
+          <w:footerReference w:type="first" r:id="rId10"/>
+          <w:type w:val="nextPage"/>
+          <w:pgSz w:w="7920" w:h="12240"/>
+          <w:pgMar w:top="1000" w:right="870" w:bottom="1000" w:left="1150" w:header="560" w:footer="560" w:gutter="0"/>
+          <w:cols w:space="720"/>
+          <w:docGrid w:linePitch="360"/>
+        </w:sectPr>
+      </w:pPr>
+    </w:p>
+    <w:p>
+      <w:pPr>
+        <w:keepNext/>
+        <w:spacing w:before="1500" w:after="160" w:line="240" w:lineRule="auto"/>
+        <w:ind w:firstLine="0"/>
+        <w:jc w:val="center"/>
+      </w:pPr>
       <w:r>
-        <w:br w:type="page"/>
+        <w:rPr>
+          <w:rFonts w:ascii="EB Garamond" w:hAnsi="EB Garamond"/>
+          <w:color w:val="555555"/>
+          <w:spacing w:val="40"/>
+          <w:sz w:val="19"/>
+          <w:szCs w:val="19"/>
+        </w:rPr>
+        <w:t xml:space="preserve">CAPÍTULO 24</w:t>
       </w:r>
     </w:p>
     <w:p>
       <w:pPr>
-        <w:pStyle w:val="MyChapterTitle"/>
-        <w:spacing w:before="1440" w:after="560"/>
+        <w:keepNext/>
+        <w:spacing w:before="0" w:after="900" w:line="240" w:lineRule="auto"/>
+        <w:ind w:firstLine="0"/>
+        <w:jc w:val="center"/>
       </w:pPr>
       <w:r>
-        <w:t xml:space="preserve">CAPÍTULO 24 — CAPTAÇÃO</w:t>
+        <w:rPr>
+          <w:rFonts w:ascii="EB Garamond" w:hAnsi="EB Garamond"/>
+          <w:spacing w:val="10"/>
+          <w:sz w:val="34"/>
+          <w:szCs w:val="34"/>
+        </w:rPr>
+        <w:t xml:space="preserve">CAPTAÇÃO</w:t>
       </w:r>
     </w:p>
     <w:p>
+      <w:pPr>
+        <w:ind w:firstLine="0"/>
+      </w:pPr>
       <w:r>
-        <w:t xml:space="preserve">A porta automática da loja de produtos brasileiros não abria para mim.</w:t>
+        <w:rPr>
+          <w:smallCaps/>
+        </w:rPr>
+        <w:t xml:space="preserve">A porta automática da</w:t>
+      </w:r>
+      <w:r>
+        <w:t xml:space="preserve"> loja de produtos brasileiros não abria para mim.</w:t>
       </w:r>
     </w:p>
     <w:p>
@@ -1156,12 +1400,13 @@
     </w:p>
     <w:p>
       <w:pPr>
-        <w:spacing w:before="240" w:after="240"/>
+        <w:keepNext/>
+        <w:spacing w:before="200" w:after="200"/>
         <w:ind w:firstLine="0"/>
         <w:jc w:val="center"/>
       </w:pPr>
       <w:r>
-        <w:t xml:space="preserve">*</w:t>
+        <w:t xml:space="preserve">*   *   *</w:t>
       </w:r>
     </w:p>
     <w:p>
@@ -1183,9 +1428,6 @@
       </w:r>
     </w:p>
     <w:p>
-      <w:pPr>
-        <w:ind w:firstLine="0"/>
-      </w:pPr>
       <w:r>
         <w:t xml:space="preserve">Eu me expunha. Aparecia. Chegava perto do vidro.</w:t>
       </w:r>
@@ -1197,12 +1439,13 @@
     </w:p>
     <w:p>
       <w:pPr>
-        <w:spacing w:before="240" w:after="240"/>
+        <w:keepNext/>
+        <w:spacing w:before="200" w:after="200"/>
         <w:ind w:firstLine="0"/>
         <w:jc w:val="center"/>
       </w:pPr>
       <w:r>
-        <w:t xml:space="preserve">*</w:t>
+        <w:t xml:space="preserve">*   *   *</w:t>
       </w:r>
     </w:p>
     <w:p>
@@ -1225,12 +1468,13 @@
     </w:p>
     <w:p>
       <w:pPr>
-        <w:spacing w:before="240" w:after="240"/>
+        <w:keepNext/>
+        <w:spacing w:before="200" w:after="200"/>
         <w:ind w:firstLine="0"/>
         <w:jc w:val="center"/>
       </w:pPr>
       <w:r>
-        <w:t xml:space="preserve">*</w:t>
+        <w:t xml:space="preserve">*   *   *</w:t>
       </w:r>
     </w:p>
     <w:p>
@@ -1257,21 +1501,19 @@
       </w:r>
     </w:p>
     <w:p>
-      <w:pPr>
-        <w:ind w:firstLine="0"/>
-      </w:pPr>
       <w:r>
         <w:t xml:space="preserve">Contei ao Kousuke de manhã. Ele não fez planilha.</w:t>
       </w:r>
     </w:p>
     <w:p>
       <w:pPr>
-        <w:spacing w:before="240" w:after="240"/>
+        <w:keepNext/>
+        <w:spacing w:before="200" w:after="200"/>
         <w:ind w:firstLine="0"/>
         <w:jc w:val="center"/>
       </w:pPr>
       <w:r>
-        <w:t xml:space="preserve">*</w:t>
+        <w:t xml:space="preserve">*   *   *</w:t>
       </w:r>
     </w:p>
     <w:p>
@@ -1288,9 +1530,6 @@
       </w:r>
     </w:p>
     <w:p>
-      <w:pPr>
-        <w:ind w:firstLine="0"/>
-      </w:pPr>
       <w:r>
         <w:t xml:space="preserve">Na mesinha ao lado, o celular vibrou.</w:t>
       </w:r>
@@ -1311,11 +1550,17 @@
       </w:r>
     </w:p>
     <w:sectPr>
-      <w:headerReference w:type="default" r:id="rId9"/>
+      <w:headerReference w:type="even" r:id="rId9"/>
+      <w:headerReference w:type="default" r:id="rIdHCap4"/>
+      <w:headerReference w:type="first" r:id="rIdHVazio"/>
+      <w:footerReference w:type="even" r:id="rId10"/>
       <w:footerReference w:type="default" r:id="rId10"/>
+      <w:footerReference w:type="first" r:id="rId10"/>
+      <w:type w:val="nextPage"/>
       <w:pgSz w:w="7920" w:h="12240"/>
-      <w:pgMar w:top="1037" w:right="979" w:bottom="1037" w:left="1123" w:header="403" w:footer="461" w:gutter="0"/>
+      <w:pgMar w:top="1000" w:right="870" w:bottom="1000" w:left="1150" w:header="560" w:footer="560" w:gutter="0"/>
       <w:cols w:space="720"/>
+      <w:titlePg/>
       <w:docGrid w:linePitch="360"/>
     </w:sectPr>
   </w:body>
@@ -1342,6 +1587,17 @@
 </w:ftr>
 </file>
 
+<file path=word/footer_vazio.xml><?xml version="1.0" encoding="utf-8"?>
+<w:ftr xmlns:m="http://schemas.openxmlformats.org/officeDocument/2006/math" xmlns:mc="http://schemas.openxmlformats.org/markup-compatibility/2006" xmlns:mo="http://schemas.microsoft.com/office/mac/office/2008/main" xmlns:mv="urn:schemas-microsoft-com:mac:vml" xmlns:o="urn:schemas-microsoft-com:office:office" xmlns:r="http://schemas.openxmlformats.org/officeDocument/2006/relationships" xmlns:v="urn:schemas-microsoft-com:vml" xmlns:w10="urn:schemas-microsoft-com:office:word" xmlns:w14="http://schemas.microsoft.com/office/word/2010/wordml" xmlns:w="http://schemas.openxmlformats.org/wordprocessingml/2006/main" xmlns:wne="http://schemas.microsoft.com/office/word/2006/wordml" xmlns:wp14="http://schemas.microsoft.com/office/word/2010/wordprocessingDrawing" xmlns:wp="http://schemas.openxmlformats.org/drawingml/2006/wordprocessingDrawing" xmlns:wpc="http://schemas.microsoft.com/office/word/2010/wordprocessingCanvas" xmlns:wpg="http://schemas.microsoft.com/office/word/2010/wordprocessingGroup" xmlns:wpi="http://schemas.microsoft.com/office/word/2010/wordprocessingInk" xmlns:wps="http://schemas.microsoft.com/office/word/2010/wordprocessingShape" mc:Ignorable="w14 wp14">
+  <w:p>
+    <w:pPr>
+      <w:pStyle w:val="Header"/>
+      <w:jc w:val="center"/>
+    </w:pPr>
+  </w:p>
+</w:ftr>
+</file>
+
 <file path=word/header1.xml><?xml version="1.0" encoding="utf-8"?>
 <w:hdr xmlns:m="http://schemas.openxmlformats.org/officeDocument/2006/math" xmlns:mc="http://schemas.openxmlformats.org/markup-compatibility/2006" xmlns:mo="http://schemas.microsoft.com/office/mac/office/2008/main" xmlns:mv="urn:schemas-microsoft-com:mac:vml" xmlns:o="urn:schemas-microsoft-com:office:office" xmlns:r="http://schemas.openxmlformats.org/officeDocument/2006/relationships" xmlns:v="urn:schemas-microsoft-com:vml" xmlns:w10="urn:schemas-microsoft-com:office:word" xmlns:w14="http://schemas.microsoft.com/office/word/2010/wordml" xmlns:w="http://schemas.openxmlformats.org/wordprocessingml/2006/main" xmlns:wne="http://schemas.microsoft.com/office/word/2006/wordml" xmlns:wp14="http://schemas.microsoft.com/office/word/2010/wordprocessingDrawing" xmlns:wp="http://schemas.openxmlformats.org/drawingml/2006/wordprocessingDrawing" xmlns:wpc="http://schemas.microsoft.com/office/word/2010/wordprocessingCanvas" xmlns:wpg="http://schemas.microsoft.com/office/word/2010/wordprocessingGroup" xmlns:wpi="http://schemas.microsoft.com/office/word/2010/wordprocessingInk" xmlns:wps="http://schemas.microsoft.com/office/word/2010/wordprocessingShape" mc:Ignorable="w14 wp14">
   <w:p>
@@ -1357,6 +1613,93 @@
       </w:rPr>
       <w:t>A MENINA ELEFANTE</w:t>
     </w:r>
+  </w:p>
+</w:hdr>
+</file>
+
+<file path=word/header_cap1.xml><?xml version="1.0" encoding="utf-8"?>
+<w:hdr xmlns:m="http://schemas.openxmlformats.org/officeDocument/2006/math" xmlns:mc="http://schemas.openxmlformats.org/markup-compatibility/2006" xmlns:mo="http://schemas.microsoft.com/office/mac/office/2008/main" xmlns:mv="urn:schemas-microsoft-com:mac:vml" xmlns:o="urn:schemas-microsoft-com:office:office" xmlns:r="http://schemas.openxmlformats.org/officeDocument/2006/relationships" xmlns:v="urn:schemas-microsoft-com:vml" xmlns:w10="urn:schemas-microsoft-com:office:word" xmlns:w14="http://schemas.microsoft.com/office/word/2010/wordml" xmlns:w="http://schemas.openxmlformats.org/wordprocessingml/2006/main" xmlns:wne="http://schemas.microsoft.com/office/word/2006/wordml" xmlns:wp14="http://schemas.microsoft.com/office/word/2010/wordprocessingDrawing" xmlns:wp="http://schemas.openxmlformats.org/drawingml/2006/wordprocessingDrawing" xmlns:wpc="http://schemas.microsoft.com/office/word/2010/wordprocessingCanvas" xmlns:wpg="http://schemas.microsoft.com/office/word/2010/wordprocessingGroup" xmlns:wpi="http://schemas.microsoft.com/office/word/2010/wordprocessingInk" xmlns:wps="http://schemas.microsoft.com/office/word/2010/wordprocessingShape" mc:Ignorable="w14 wp14">
+  <w:p>
+    <w:pPr>
+      <w:pStyle w:val="Header"/>
+      <w:jc w:val="center"/>
+    </w:pPr>
+    <w:r>
+      <w:rPr>
+        <w:rFonts w:ascii="EB Garamond" w:hAnsi="EB Garamond"/>
+        <w:i/>
+        <w:sz w:val="17"/>
+      </w:rPr>
+      <w:t xml:space="preserve">OITO MIL REAIS</w:t>
+    </w:r>
+  </w:p>
+</w:hdr>
+</file>
+
+<file path=word/header_cap2.xml><?xml version="1.0" encoding="utf-8"?>
+<w:hdr xmlns:m="http://schemas.openxmlformats.org/officeDocument/2006/math" xmlns:mc="http://schemas.openxmlformats.org/markup-compatibility/2006" xmlns:mo="http://schemas.microsoft.com/office/mac/office/2008/main" xmlns:mv="urn:schemas-microsoft-com:mac:vml" xmlns:o="urn:schemas-microsoft-com:office:office" xmlns:r="http://schemas.openxmlformats.org/officeDocument/2006/relationships" xmlns:v="urn:schemas-microsoft-com:vml" xmlns:w10="urn:schemas-microsoft-com:office:word" xmlns:w14="http://schemas.microsoft.com/office/word/2010/wordml" xmlns:w="http://schemas.openxmlformats.org/wordprocessingml/2006/main" xmlns:wne="http://schemas.microsoft.com/office/word/2006/wordml" xmlns:wp14="http://schemas.microsoft.com/office/word/2010/wordprocessingDrawing" xmlns:wp="http://schemas.openxmlformats.org/drawingml/2006/wordprocessingDrawing" xmlns:wpc="http://schemas.microsoft.com/office/word/2010/wordprocessingCanvas" xmlns:wpg="http://schemas.microsoft.com/office/word/2010/wordprocessingGroup" xmlns:wpi="http://schemas.microsoft.com/office/word/2010/wordprocessingInk" xmlns:wps="http://schemas.microsoft.com/office/word/2010/wordprocessingShape" mc:Ignorable="w14 wp14">
+  <w:p>
+    <w:pPr>
+      <w:pStyle w:val="Header"/>
+      <w:jc w:val="center"/>
+    </w:pPr>
+    <w:r>
+      <w:rPr>
+        <w:rFonts w:ascii="EB Garamond" w:hAnsi="EB Garamond"/>
+        <w:i/>
+        <w:sz w:val="17"/>
+      </w:rPr>
+      <w:t xml:space="preserve">OKINAWA</w:t>
+    </w:r>
+  </w:p>
+</w:hdr>
+</file>
+
+<file path=word/header_cap3.xml><?xml version="1.0" encoding="utf-8"?>
+<w:hdr xmlns:m="http://schemas.openxmlformats.org/officeDocument/2006/math" xmlns:mc="http://schemas.openxmlformats.org/markup-compatibility/2006" xmlns:mo="http://schemas.microsoft.com/office/mac/office/2008/main" xmlns:mv="urn:schemas-microsoft-com:mac:vml" xmlns:o="urn:schemas-microsoft-com:office:office" xmlns:r="http://schemas.openxmlformats.org/officeDocument/2006/relationships" xmlns:v="urn:schemas-microsoft-com:vml" xmlns:w10="urn:schemas-microsoft-com:office:word" xmlns:w14="http://schemas.microsoft.com/office/word/2010/wordml" xmlns:w="http://schemas.openxmlformats.org/wordprocessingml/2006/main" xmlns:wne="http://schemas.microsoft.com/office/word/2006/wordml" xmlns:wp14="http://schemas.microsoft.com/office/word/2010/wordprocessingDrawing" xmlns:wp="http://schemas.openxmlformats.org/drawingml/2006/wordprocessingDrawing" xmlns:wpc="http://schemas.microsoft.com/office/word/2010/wordprocessingCanvas" xmlns:wpg="http://schemas.microsoft.com/office/word/2010/wordprocessingGroup" xmlns:wpi="http://schemas.microsoft.com/office/word/2010/wordprocessingInk" xmlns:wps="http://schemas.microsoft.com/office/word/2010/wordprocessingShape" mc:Ignorable="w14 wp14">
+  <w:p>
+    <w:pPr>
+      <w:pStyle w:val="Header"/>
+      <w:jc w:val="center"/>
+    </w:pPr>
+    <w:r>
+      <w:rPr>
+        <w:rFonts w:ascii="EB Garamond" w:hAnsi="EB Garamond"/>
+        <w:i/>
+        <w:sz w:val="17"/>
+      </w:rPr>
+      <w:t xml:space="preserve">ARUBAITO</w:t>
+    </w:r>
+  </w:p>
+</w:hdr>
+</file>
+
+<file path=word/header_cap4.xml><?xml version="1.0" encoding="utf-8"?>
+<w:hdr xmlns:m="http://schemas.openxmlformats.org/officeDocument/2006/math" xmlns:mc="http://schemas.openxmlformats.org/markup-compatibility/2006" xmlns:mo="http://schemas.microsoft.com/office/mac/office/2008/main" xmlns:mv="urn:schemas-microsoft-com:mac:vml" xmlns:o="urn:schemas-microsoft-com:office:office" xmlns:r="http://schemas.openxmlformats.org/officeDocument/2006/relationships" xmlns:v="urn:schemas-microsoft-com:vml" xmlns:w10="urn:schemas-microsoft-com:office:word" xmlns:w14="http://schemas.microsoft.com/office/word/2010/wordml" xmlns:w="http://schemas.openxmlformats.org/wordprocessingml/2006/main" xmlns:wne="http://schemas.microsoft.com/office/word/2006/wordml" xmlns:wp14="http://schemas.microsoft.com/office/word/2010/wordprocessingDrawing" xmlns:wp="http://schemas.openxmlformats.org/drawingml/2006/wordprocessingDrawing" xmlns:wpc="http://schemas.microsoft.com/office/word/2010/wordprocessingCanvas" xmlns:wpg="http://schemas.microsoft.com/office/word/2010/wordprocessingGroup" xmlns:wpi="http://schemas.microsoft.com/office/word/2010/wordprocessingInk" xmlns:wps="http://schemas.microsoft.com/office/word/2010/wordprocessingShape" mc:Ignorable="w14 wp14">
+  <w:p>
+    <w:pPr>
+      <w:pStyle w:val="Header"/>
+      <w:jc w:val="center"/>
+    </w:pPr>
+    <w:r>
+      <w:rPr>
+        <w:rFonts w:ascii="EB Garamond" w:hAnsi="EB Garamond"/>
+        <w:i/>
+        <w:sz w:val="17"/>
+      </w:rPr>
+      <w:t xml:space="preserve">CAPTAÇÃO</w:t>
+    </w:r>
+  </w:p>
+</w:hdr>
+</file>
+
+<file path=word/header_vazio.xml><?xml version="1.0" encoding="utf-8"?>
+<w:hdr xmlns:m="http://schemas.openxmlformats.org/officeDocument/2006/math" xmlns:mc="http://schemas.openxmlformats.org/markup-compatibility/2006" xmlns:mo="http://schemas.microsoft.com/office/mac/office/2008/main" xmlns:mv="urn:schemas-microsoft-com:mac:vml" xmlns:o="urn:schemas-microsoft-com:office:office" xmlns:r="http://schemas.openxmlformats.org/officeDocument/2006/relationships" xmlns:v="urn:schemas-microsoft-com:vml" xmlns:w10="urn:schemas-microsoft-com:office:word" xmlns:w14="http://schemas.microsoft.com/office/word/2010/wordml" xmlns:w="http://schemas.openxmlformats.org/wordprocessingml/2006/main" xmlns:wne="http://schemas.microsoft.com/office/word/2006/wordml" xmlns:wp14="http://schemas.microsoft.com/office/word/2010/wordprocessingDrawing" xmlns:wp="http://schemas.openxmlformats.org/drawingml/2006/wordprocessingDrawing" xmlns:wpc="http://schemas.microsoft.com/office/word/2010/wordprocessingCanvas" xmlns:wpg="http://schemas.microsoft.com/office/word/2010/wordprocessingGroup" xmlns:wpi="http://schemas.microsoft.com/office/word/2010/wordprocessingInk" xmlns:wps="http://schemas.microsoft.com/office/word/2010/wordprocessingShape" mc:Ignorable="w14 wp14">
+  <w:p>
+    <w:pPr>
+      <w:pStyle w:val="Header"/>
+      <w:jc w:val="center"/>
+    </w:pPr>
   </w:p>
 </w:hdr>
 </file>
@@ -1572,7 +1915,7 @@
         <w:rFonts w:asciiTheme="minorHAnsi" w:eastAsiaTheme="minorEastAsia" w:hAnsiTheme="minorHAnsi" w:cstheme="minorBidi"/>
         <w:sz w:val="22"/>
         <w:szCs w:val="22"/>
-        <w:lang w:val="en-US" w:eastAsia="en-US" w:bidi="ar-SA"/>
+        <w:lang w:val="pt-BR" w:eastAsia="ja-JP" w:bidi="ar-SA"/>
       </w:rPr>
     </w:rPrDefault>
     <w:pPrDefault>
@@ -1723,15 +2066,17 @@
   <w:style w:type="paragraph" w:default="1" w:styleId="Normal">
     <w:name w:val="Normal"/>
     <w:qFormat/>
-    <w:rsid w:val="00FC693F"/>
-    <w:pPr>
-      <w:spacing w:line="307" w:lineRule="auto" w:after="44"/>
-      <w:ind w:firstLine="331"/>
+    <w:pPr>
+      <w:widowControl/>
+      <w:spacing w:after="0" w:line="352" w:lineRule="exact"/>
+      <w:ind w:firstLine="340"/>
       <w:jc w:val="both"/>
     </w:pPr>
     <w:rPr>
-      <w:rFonts w:ascii="EB Garamond" w:hAnsi="EB Garamond" w:eastAsia="EB Garamond"/>
-      <w:sz w:val="26"/>
+      <w:rFonts w:ascii="EB Garamond" w:hAnsi="EB Garamond" w:eastAsia="EB Garamond" w:cs="EB Garamond"/>
+      <w:sz w:val="24"/>
+      <w:szCs w:val="24"/>
+      <w:lang w:val="pt-BR"/>
     </w:rPr>
   </w:style>
   <w:style w:type="paragraph" w:styleId="Header">
@@ -1747,6 +2092,8 @@
         <w:tab w:val="right" w:pos="9360"/>
       </w:tabs>
       <w:spacing w:after="0" w:line="240" w:lineRule="auto"/>
+      <w:ind w:firstLine="0"/>
+      <w:jc w:val="center"/>
     </w:pPr>
   </w:style>
   <w:style w:type="character" w:customStyle="1" w:styleId="HeaderChar">
@@ -1769,6 +2116,8 @@
         <w:tab w:val="right" w:pos="9360"/>
       </w:tabs>
       <w:spacing w:after="0" w:line="240" w:lineRule="auto"/>
+      <w:ind w:firstLine="0"/>
+      <w:jc w:val="center"/>
     </w:pPr>
   </w:style>
   <w:style w:type="character" w:customStyle="1" w:styleId="FooterChar">

--- a/menina_elefante/saidas/A_Menina_Elefante_V2_Parte_V.docx
+++ b/menina_elefante/saidas/A_Menina_Elefante_V2_Parte_V.docx
@@ -318,7 +318,7 @@
               <a:graphicData uri="http://schemas.openxmlformats.org/drawingml/2006/picture">
                 <pic:pic xmlns:pic="http://schemas.openxmlformats.org/drawingml/2006/picture">
                   <pic:nvPicPr>
-                    <pic:cNvPr id="1001" name="destaque_relogio_dir.png"/>
+                    <pic:cNvPr id="1001" name="destaque_oliveira_longa_dir.png"/>
                     <pic:cNvPicPr/>
                   </pic:nvPicPr>
                   <pic:blipFill>
@@ -822,7 +822,7 @@
               <a:graphicData uri="http://schemas.openxmlformats.org/drawingml/2006/picture">
                 <pic:pic xmlns:pic="http://schemas.openxmlformats.org/drawingml/2006/picture">
                   <pic:nvPicPr>
-                    <pic:cNvPr id="1002" name="destaque_vinha_esq.png"/>
+                    <pic:cNvPr id="1002" name="destaque_oliveira_cruzada_esq.png"/>
                     <pic:cNvPicPr/>
                   </pic:nvPicPr>
                   <pic:blipFill>
@@ -1190,7 +1190,7 @@
               <a:graphicData uri="http://schemas.openxmlformats.org/drawingml/2006/picture">
                 <pic:pic xmlns:pic="http://schemas.openxmlformats.org/drawingml/2006/picture">
                   <pic:nvPicPr>
-                    <pic:cNvPr id="1003" name="destaque_ramo_dir.png"/>
+                    <pic:cNvPr id="1003" name="destaque_oliveira_arco_dir.png"/>
                     <pic:cNvPicPr/>
                   </pic:nvPicPr>
                   <pic:blipFill>

--- a/menina_elefante/saidas/A_Menina_Elefante_V2_Parte_V.docx
+++ b/menina_elefante/saidas/A_Menina_Elefante_V2_Parte_V.docx
@@ -318,7 +318,7 @@
               <a:graphicData uri="http://schemas.openxmlformats.org/drawingml/2006/picture">
                 <pic:pic xmlns:pic="http://schemas.openxmlformats.org/drawingml/2006/picture">
                   <pic:nvPicPr>
-                    <pic:cNvPr id="1001" name="destaque_oliveira_longa_dir.png"/>
+                    <pic:cNvPr id="1001" name="destaque_oliveira_arco_dir_azeitonas.png"/>
                     <pic:cNvPicPr/>
                   </pic:nvPicPr>
                   <pic:blipFill>
@@ -345,7 +345,7 @@
     </w:p>
     <w:p>
       <w:pPr>
-        <w:spacing w:before="900" w:after="0" w:line="933" w:lineRule="exact"/>
+        <w:spacing w:before="900" w:after="0" w:line="881" w:lineRule="exact"/>
         <w:ind w:firstLine="0"/>
         <w:jc w:val="left"/>
       </w:pPr>
@@ -354,8 +354,8 @@
           <w:rFonts w:ascii="Bebas Neue" w:hAnsi="Bebas Neue" w:cs="Bebas Neue"/>
           <w:caps/>
           <w:color w:val="A9A9A4"/>
-          <w:sz w:val="90"/>
-          <w:szCs w:val="90"/>
+          <w:sz w:val="86"/>
+          <w:szCs w:val="86"/>
         </w:rPr>
         <w:t xml:space="preserve">SE VOCÊ CONSEGUIR ENSINAR PARA MIM, </w:t>
       </w:r>
@@ -364,8 +364,8 @@
           <w:rFonts w:ascii="Bebas Neue" w:hAnsi="Bebas Neue" w:cs="Bebas Neue"/>
           <w:caps/>
           <w:color w:val="FFFFFF"/>
-          <w:sz w:val="90"/>
-          <w:szCs w:val="90"/>
+          <w:sz w:val="86"/>
+          <w:szCs w:val="86"/>
         </w:rPr>
         <w:t xml:space="preserve">CONSEGUE ENSINAR PARA QUALQUER UM</w:t>
       </w:r>
@@ -374,8 +374,8 @@
           <w:rFonts w:ascii="Bebas Neue" w:hAnsi="Bebas Neue" w:cs="Bebas Neue"/>
           <w:caps/>
           <w:color w:val="A9A9A4"/>
-          <w:sz w:val="90"/>
-          <w:szCs w:val="90"/>
+          <w:sz w:val="86"/>
+          <w:szCs w:val="86"/>
         </w:rPr>
         <w:t xml:space="preserve">.</w:t>
       </w:r>
@@ -822,7 +822,7 @@
               <a:graphicData uri="http://schemas.openxmlformats.org/drawingml/2006/picture">
                 <pic:pic xmlns:pic="http://schemas.openxmlformats.org/drawingml/2006/picture">
                   <pic:nvPicPr>
-                    <pic:cNvPr id="1002" name="destaque_oliveira_cruzada_esq.png"/>
+                    <pic:cNvPr id="1002" name="destaque_oliveira_longa_esq.png"/>
                     <pic:cNvPicPr/>
                   </pic:nvPicPr>
                   <pic:blipFill>
@@ -1190,7 +1190,7 @@
               <a:graphicData uri="http://schemas.openxmlformats.org/drawingml/2006/picture">
                 <pic:pic xmlns:pic="http://schemas.openxmlformats.org/drawingml/2006/picture">
                   <pic:nvPicPr>
-                    <pic:cNvPr id="1003" name="destaque_oliveira_arco_dir.png"/>
+                    <pic:cNvPr id="1003" name="destaque_oliveira_coroa_dir.png"/>
                     <pic:cNvPicPr/>
                   </pic:nvPicPr>
                   <pic:blipFill>
@@ -1217,7 +1217,7 @@
     </w:p>
     <w:p>
       <w:pPr>
-        <w:spacing w:before="900" w:after="0" w:line="852" w:lineRule="exact"/>
+        <w:spacing w:before="900" w:after="0" w:line="804" w:lineRule="exact"/>
         <w:ind w:firstLine="0"/>
         <w:jc w:val="left"/>
       </w:pPr>
@@ -1226,8 +1226,8 @@
           <w:rFonts w:ascii="Bebas Neue" w:hAnsi="Bebas Neue" w:cs="Bebas Neue"/>
           <w:caps/>
           <w:color w:val="A9A9A4"/>
-          <w:sz w:val="82"/>
-          <w:szCs w:val="82"/>
+          <w:sz w:val="78"/>
+          <w:szCs w:val="78"/>
         </w:rPr>
         <w:t xml:space="preserve">ERA UM MISTO DE </w:t>
       </w:r>
@@ -1236,8 +1236,8 @@
           <w:rFonts w:ascii="Bebas Neue" w:hAnsi="Bebas Neue" w:cs="Bebas Neue"/>
           <w:caps/>
           <w:color w:val="FFFFFF"/>
-          <w:sz w:val="82"/>
-          <w:szCs w:val="82"/>
+          <w:sz w:val="78"/>
+          <w:szCs w:val="78"/>
         </w:rPr>
         <w:t xml:space="preserve">PAZ COM MEDO</w:t>
       </w:r>
@@ -1246,8 +1246,8 @@
           <w:rFonts w:ascii="Bebas Neue" w:hAnsi="Bebas Neue" w:cs="Bebas Neue"/>
           <w:caps/>
           <w:color w:val="A9A9A4"/>
-          <w:sz w:val="82"/>
-          <w:szCs w:val="82"/>
+          <w:sz w:val="78"/>
+          <w:szCs w:val="78"/>
         </w:rPr>
         <w:t xml:space="preserve">. AS DUAS COISAS AO MESMO TEMPO, SEM UMA APAGAR A OUTRA.</w:t>
       </w:r>
